--- a/assets/cv/CV_Nguyen Tich Thien.docx
+++ b/assets/cv/CV_Nguyen Tich Thien.docx
@@ -1558,7 +1558,7 @@
                 <w:szCs w:val="22"/>
                 <w:lang w:val="en-US"/>
               </w:rPr>
-              <w:t>4</w:t>
+              <w:t>5</w:t>
             </w:r>
           </w:p>
         </w:tc>
@@ -2195,6 +2195,8 @@
                 <w:szCs w:val="22"/>
               </w:rPr>
             </w:pPr>
+            <w:bookmarkStart w:id="0" w:name="_GoBack"/>
+            <w:bookmarkEnd w:id="0"/>
           </w:p>
         </w:tc>
       </w:tr>
@@ -2911,8 +2913,6 @@
         </w:rPr>
         <w:t>Intermediate Proficiency (CEFR B1)</w:t>
       </w:r>
-      <w:bookmarkStart w:id="0" w:name="_GoBack"/>
-      <w:bookmarkEnd w:id="0"/>
     </w:p>
     <w:p>
       <w:pPr>
@@ -2972,7 +2972,6 @@
     </w:p>
     <w:p>
       <w:pPr>
-        <w:ind w:firstLine="450"/>
         <w:rPr>
           <w:rFonts w:ascii="Tahoma" w:hAnsi="Tahoma" w:cs="Tahoma"/>
           <w:b/>
@@ -3064,8 +3063,10 @@
               <w:rPr>
                 <w:rFonts w:ascii="Tahoma" w:hAnsi="Tahoma" w:eastAsia="SimSun" w:cs="Tahoma"/>
                 <w:b/>
-                <w:sz w:val="22"/>
-                <w:szCs w:val="22"/>
+                <w:i/>
+                <w:sz w:val="22"/>
+                <w:szCs w:val="22"/>
+                <w:u w:val="single"/>
                 <w:lang w:bidi="en-US"/>
               </w:rPr>
             </w:pPr>
@@ -3073,11 +3074,12 @@
               <w:rPr>
                 <w:rFonts w:ascii="Tahoma" w:hAnsi="Tahoma" w:eastAsia="SimSun" w:cs="Tahoma"/>
                 <w:b/>
-                <w:sz w:val="22"/>
-                <w:szCs w:val="22"/>
-                <w:lang w:bidi="en-US"/>
-              </w:rPr>
-              <w:t>Online Rice Ordering Platform</w:t>
+                <w:iCs/>
+                <w:sz w:val="22"/>
+                <w:szCs w:val="22"/>
+                <w:lang w:bidi="en-US"/>
+              </w:rPr>
+              <w:t>Management Platform</w:t>
             </w:r>
           </w:p>
         </w:tc>
@@ -3092,7 +3094,7 @@
           </w:tblCellMar>
         </w:tblPrEx>
         <w:trPr>
-          <w:trHeight w:val="969" w:hRule="atLeast"/>
+          <w:trHeight w:val="521" w:hRule="atLeast"/>
         </w:trPr>
         <w:tc>
           <w:tcPr>
@@ -3188,7 +3190,7 @@
                 <w:szCs w:val="22"/>
                 <w:lang w:bidi="en-US"/>
               </w:rPr>
-              <w:t>I served as a backend developer for the OR project, a web-based platform designed for ordering rice. My role primarily focused on constructing the backend APIs. Leveraged Java Spring Boot and MySQL Server for seamless integration.</w:t>
+              <w:t>Contributing as a backend developer within the MP project, I provide dedicated support to the backend team. This involves assisting in the development of the website.</w:t>
             </w:r>
           </w:p>
         </w:tc>
@@ -3275,7 +3277,16 @@
                 <w:szCs w:val="22"/>
                 <w:lang w:bidi="en-US"/>
               </w:rPr>
-              <w:t>February 2023 - April 2023</w:t>
+              <w:t xml:space="preserve">May 2023 - </w:t>
+            </w:r>
+            <w:r>
+              <w:rPr>
+                <w:rFonts w:hint="default" w:ascii="Tahoma" w:hAnsi="Tahoma" w:eastAsia="SimSun" w:cs="Tahoma"/>
+                <w:sz w:val="22"/>
+                <w:szCs w:val="22"/>
+                <w:lang w:val="en-US" w:bidi="en-US"/>
+              </w:rPr>
+              <w:t>Oct 2023</w:t>
             </w:r>
           </w:p>
         </w:tc>
@@ -3289,6 +3300,9 @@
             <w:right w:w="108" w:type="dxa"/>
           </w:tblCellMar>
         </w:tblPrEx>
+        <w:trPr>
+          <w:trHeight w:val="431" w:hRule="atLeast"/>
+        </w:trPr>
         <w:tc>
           <w:tcPr>
             <w:tcW w:w="2440" w:type="dxa"/>
@@ -3449,7 +3463,7 @@
                 <w:szCs w:val="22"/>
                 <w:lang w:bidi="en-US"/>
               </w:rPr>
-              <w:t>Developed backend APIs for the online rice ordering platform.</w:t>
+              <w:t>Providing backend support for the development of website</w:t>
             </w:r>
           </w:p>
           <w:p>
@@ -3475,7 +3489,7 @@
                 <w:szCs w:val="22"/>
                 <w:lang w:bidi="en-US"/>
               </w:rPr>
-              <w:t>Utilized Java Spring Boot for robust and efficient API creation.</w:t>
+              <w:t>Utilizing Spring Boot, MySQL, and MyBatis for effective backend implementation.</w:t>
             </w:r>
           </w:p>
           <w:p>
@@ -3501,7 +3515,7 @@
                 <w:szCs w:val="22"/>
                 <w:lang w:bidi="en-US"/>
               </w:rPr>
-              <w:t>Employed MySQL Server for effective data management.</w:t>
+              <w:t>Collaborating with backend team to ensure the project's success.</w:t>
             </w:r>
           </w:p>
         </w:tc>
@@ -3633,8 +3647,10 @@
                 <w:tab w:val="left" w:pos="1440"/>
               </w:tabs>
               <w:suppressAutoHyphens/>
-              <w:rPr>
-                <w:rFonts w:ascii="Tahoma" w:hAnsi="Tahoma" w:eastAsia="Arial" w:cs="Tahoma"/>
+              <w:ind w:left="720" w:leftChars="0" w:hanging="360" w:firstLineChars="0"/>
+              <w:rPr>
+                <w:rFonts w:ascii="Tahoma" w:hAnsi="Tahoma" w:eastAsia="SimSun" w:cs="Tahoma"/>
+                <w:b/>
                 <w:sz w:val="22"/>
                 <w:szCs w:val="22"/>
                 <w:lang w:bidi="en-US"/>
@@ -3684,6 +3700,15 @@
                 <w:lang w:bidi="en-US"/>
               </w:rPr>
               <w:t>React</w:t>
+            </w:r>
+            <w:r>
+              <w:rPr>
+                <w:rFonts w:hint="default" w:ascii="Tahoma" w:hAnsi="Tahoma" w:eastAsia="SimSun" w:cs="Tahoma"/>
+                <w:sz w:val="22"/>
+                <w:szCs w:val="22"/>
+                <w:lang w:val="vi-VN" w:bidi="en-US"/>
+              </w:rPr>
+              <w:t>, Java</w:t>
             </w:r>
           </w:p>
         </w:tc>
@@ -3780,25 +3805,26 @@
             <w:pPr>
               <w:widowControl w:val="0"/>
               <w:rPr>
-                <w:rFonts w:ascii="Tahoma" w:hAnsi="Tahoma" w:eastAsia="SimSun" w:cs="Tahoma"/>
+                <w:rFonts w:hint="default" w:ascii="Tahoma" w:hAnsi="Tahoma" w:eastAsia="SimSun" w:cs="Tahoma"/>
                 <w:b/>
                 <w:i/>
                 <w:sz w:val="22"/>
                 <w:szCs w:val="22"/>
                 <w:u w:val="single"/>
-                <w:lang w:bidi="en-US"/>
-              </w:rPr>
-            </w:pPr>
-            <w:r>
-              <w:rPr>
-                <w:rFonts w:ascii="Tahoma" w:hAnsi="Tahoma" w:eastAsia="SimSun" w:cs="Tahoma"/>
+                <w:lang w:val="en-US" w:bidi="en-US"/>
+              </w:rPr>
+            </w:pPr>
+            <w:r>
+              <w:rPr>
+                <w:rFonts w:hint="default" w:ascii="Tahoma" w:hAnsi="Tahoma" w:eastAsia="SimSun"/>
                 <w:b/>
-                <w:iCs/>
-                <w:sz w:val="22"/>
-                <w:szCs w:val="22"/>
-                <w:lang w:bidi="en-US"/>
-              </w:rPr>
-              <w:t>Management Platform</w:t>
+                <w:i/>
+                <w:sz w:val="22"/>
+                <w:szCs w:val="22"/>
+                <w:u w:val="single"/>
+                <w:lang w:val="en-US"/>
+              </w:rPr>
+              <w:t>Q7_jinjer</w:t>
             </w:r>
           </w:p>
         </w:tc>
@@ -3904,12 +3930,11 @@
             </w:pPr>
             <w:r>
               <w:rPr>
-                <w:rFonts w:ascii="Tahoma" w:hAnsi="Tahoma" w:eastAsia="SimSun" w:cs="Tahoma"/>
-                <w:sz w:val="22"/>
-                <w:szCs w:val="22"/>
-                <w:lang w:bidi="en-US"/>
-              </w:rPr>
-              <w:t>Contributing as a backend developer within the MP project, I provide dedicated support to the backend team. This involves assisting in the development of the website.</w:t>
+                <w:rFonts w:hint="default" w:ascii="Tahoma" w:hAnsi="Tahoma" w:eastAsia="SimSun"/>
+                <w:sz w:val="22"/>
+                <w:szCs w:val="22"/>
+              </w:rPr>
+              <w:t>Developing a set of API functionalities with appropriate load and security measures. Designing intuitive APIs in a Restful manner, considering user use cases.</w:t>
             </w:r>
           </w:p>
         </w:tc>
@@ -3991,21 +4016,30 @@
             </w:pPr>
             <w:r>
               <w:rPr>
-                <w:rFonts w:ascii="Tahoma" w:hAnsi="Tahoma" w:eastAsia="SimSun" w:cs="Tahoma"/>
-                <w:sz w:val="22"/>
-                <w:szCs w:val="22"/>
-                <w:lang w:bidi="en-US"/>
-              </w:rPr>
-              <w:t xml:space="preserve">May 2023 - </w:t>
-            </w:r>
-            <w:r>
-              <w:rPr>
                 <w:rFonts w:hint="default" w:ascii="Tahoma" w:hAnsi="Tahoma" w:eastAsia="SimSun" w:cs="Tahoma"/>
                 <w:sz w:val="22"/>
                 <w:szCs w:val="22"/>
                 <w:lang w:val="en-US" w:bidi="en-US"/>
               </w:rPr>
-              <w:t>Oct 2023</w:t>
+              <w:t xml:space="preserve">Oct </w:t>
+            </w:r>
+            <w:r>
+              <w:rPr>
+                <w:rFonts w:ascii="Tahoma" w:hAnsi="Tahoma" w:eastAsia="SimSun" w:cs="Tahoma"/>
+                <w:sz w:val="22"/>
+                <w:szCs w:val="22"/>
+                <w:lang w:bidi="en-US"/>
+              </w:rPr>
+              <w:t xml:space="preserve">2023 - </w:t>
+            </w:r>
+            <w:r>
+              <w:rPr>
+                <w:rFonts w:hint="default" w:ascii="Tahoma" w:hAnsi="Tahoma" w:eastAsia="SimSun" w:cs="Tahoma"/>
+                <w:sz w:val="22"/>
+                <w:szCs w:val="22"/>
+                <w:lang w:val="en-US" w:bidi="en-US"/>
+              </w:rPr>
+              <w:t>May 2024</w:t>
             </w:r>
           </w:p>
         </w:tc>
@@ -4177,12 +4211,11 @@
             </w:pPr>
             <w:r>
               <w:rPr>
-                <w:rFonts w:ascii="Tahoma" w:hAnsi="Tahoma" w:eastAsia="SimSun" w:cs="Tahoma"/>
-                <w:sz w:val="22"/>
-                <w:szCs w:val="22"/>
-                <w:lang w:bidi="en-US"/>
-              </w:rPr>
-              <w:t>Providing backend support for the development of website</w:t>
+                <w:rFonts w:hint="default" w:ascii="Tahoma" w:hAnsi="Tahoma" w:eastAsia="SimSun"/>
+                <w:sz w:val="22"/>
+                <w:szCs w:val="22"/>
+              </w:rPr>
+              <w:t>Develop a serverless AWS Lambda backend system.</w:t>
             </w:r>
           </w:p>
           <w:p>
@@ -4203,12 +4236,11 @@
             </w:pPr>
             <w:r>
               <w:rPr>
-                <w:rFonts w:ascii="Tahoma" w:hAnsi="Tahoma" w:eastAsia="SimSun" w:cs="Tahoma"/>
-                <w:sz w:val="22"/>
-                <w:szCs w:val="22"/>
-                <w:lang w:bidi="en-US"/>
-              </w:rPr>
-              <w:t>Utilizing Spring Boot, MySQL, and MyBatis for effective backend implementation.</w:t>
+                <w:rFonts w:hint="default" w:ascii="Tahoma" w:hAnsi="Tahoma" w:eastAsia="SimSun"/>
+                <w:sz w:val="22"/>
+                <w:szCs w:val="22"/>
+              </w:rPr>
+              <w:t>Propose solutions and apply AWS technologies to the project.</w:t>
             </w:r>
           </w:p>
           <w:p>
@@ -4229,12 +4261,11 @@
             </w:pPr>
             <w:r>
               <w:rPr>
-                <w:rFonts w:ascii="Tahoma" w:hAnsi="Tahoma" w:eastAsia="SimSun" w:cs="Tahoma"/>
-                <w:sz w:val="22"/>
-                <w:szCs w:val="22"/>
-                <w:lang w:bidi="en-US"/>
-              </w:rPr>
-              <w:t>Collaborating with backend team to ensure the project's success.</w:t>
+                <w:rFonts w:hint="default" w:ascii="Tahoma" w:hAnsi="Tahoma" w:eastAsia="SimSun"/>
+                <w:sz w:val="22"/>
+                <w:szCs w:val="22"/>
+              </w:rPr>
+              <w:t>Assist new team members in getting acquainted with their tasks, and address any questions related to the system.</w:t>
             </w:r>
           </w:p>
         </w:tc>
@@ -4296,7 +4327,6 @@
               <w:bottom w:val="single" w:color="000000" w:themeColor="text1" w:sz="4" w:space="0"/>
               <w:right w:val="single" w:color="000000" w:themeColor="text1" w:sz="4" w:space="0"/>
             </w:tcBorders>
-            <w:shd w:val="clear" w:color="auto" w:fill="auto"/>
             <w:vAlign w:val="center"/>
           </w:tcPr>
           <w:p>
@@ -4306,25 +4336,22 @@
                 <w:ilvl w:val="0"/>
                 <w:numId w:val="5"/>
               </w:numPr>
-              <w:tabs>
-                <w:tab w:val="left" w:pos="1440"/>
-              </w:tabs>
               <w:suppressAutoHyphens/>
-              <w:rPr>
-                <w:rFonts w:ascii="Tahoma" w:hAnsi="Tahoma" w:eastAsia="Arial" w:cs="Tahoma"/>
-                <w:sz w:val="22"/>
-                <w:szCs w:val="22"/>
-                <w:lang w:bidi="en-US"/>
-              </w:rPr>
-            </w:pPr>
-            <w:r>
-              <w:rPr>
-                <w:rFonts w:ascii="Tahoma" w:hAnsi="Tahoma" w:eastAsia="SimSun" w:cs="Tahoma"/>
-                <w:sz w:val="22"/>
-                <w:szCs w:val="22"/>
-                <w:lang w:bidi="en-US"/>
-              </w:rPr>
-              <w:t>Java</w:t>
+              <w:outlineLvl w:val="0"/>
+              <w:rPr>
+                <w:rFonts w:ascii="Tahoma" w:hAnsi="Tahoma" w:eastAsia="SimSun" w:cs="Tahoma"/>
+                <w:sz w:val="22"/>
+                <w:szCs w:val="22"/>
+                <w:lang w:bidi="en-US"/>
+              </w:rPr>
+            </w:pPr>
+            <w:r>
+              <w:rPr>
+                <w:rFonts w:hint="default" w:ascii="Tahoma" w:hAnsi="Tahoma" w:eastAsia="SimSun"/>
+                <w:sz w:val="22"/>
+                <w:szCs w:val="22"/>
+              </w:rPr>
+              <w:t>Nodejs</w:t>
             </w:r>
           </w:p>
           <w:p>
@@ -4334,25 +4361,22 @@
                 <w:ilvl w:val="0"/>
                 <w:numId w:val="5"/>
               </w:numPr>
-              <w:tabs>
-                <w:tab w:val="left" w:pos="1440"/>
-              </w:tabs>
               <w:suppressAutoHyphens/>
-              <w:rPr>
-                <w:rFonts w:ascii="Tahoma" w:hAnsi="Tahoma" w:eastAsia="Arial" w:cs="Tahoma"/>
-                <w:sz w:val="22"/>
-                <w:szCs w:val="22"/>
-                <w:lang w:bidi="en-US"/>
-              </w:rPr>
-            </w:pPr>
-            <w:r>
-              <w:rPr>
-                <w:rFonts w:ascii="Tahoma" w:hAnsi="Tahoma" w:eastAsia="SimSun" w:cs="Tahoma"/>
-                <w:sz w:val="22"/>
-                <w:szCs w:val="22"/>
-                <w:lang w:bidi="en-US"/>
-              </w:rPr>
-              <w:t>MySQL</w:t>
+              <w:outlineLvl w:val="0"/>
+              <w:rPr>
+                <w:rFonts w:ascii="Tahoma" w:hAnsi="Tahoma" w:eastAsia="SimSun" w:cs="Tahoma"/>
+                <w:sz w:val="22"/>
+                <w:szCs w:val="22"/>
+                <w:lang w:bidi="en-US"/>
+              </w:rPr>
+            </w:pPr>
+            <w:r>
+              <w:rPr>
+                <w:rFonts w:hint="default" w:ascii="Tahoma" w:hAnsi="Tahoma" w:eastAsia="SimSun"/>
+                <w:sz w:val="22"/>
+                <w:szCs w:val="22"/>
+              </w:rPr>
+              <w:t>Mysql</w:t>
             </w:r>
           </w:p>
           <w:p>
@@ -4362,63 +4386,73 @@
                 <w:ilvl w:val="0"/>
                 <w:numId w:val="5"/>
               </w:numPr>
-              <w:tabs>
-                <w:tab w:val="left" w:pos="1440"/>
-              </w:tabs>
               <w:suppressAutoHyphens/>
-              <w:ind w:left="720" w:leftChars="0" w:hanging="360" w:firstLineChars="0"/>
-              <w:rPr>
-                <w:rFonts w:ascii="Tahoma" w:hAnsi="Tahoma" w:eastAsia="SimSun" w:cs="Tahoma"/>
-                <w:b/>
-                <w:sz w:val="22"/>
-                <w:szCs w:val="22"/>
-                <w:lang w:bidi="en-US"/>
-              </w:rPr>
-            </w:pPr>
-            <w:r>
-              <w:rPr>
-                <w:rFonts w:ascii="Tahoma" w:hAnsi="Tahoma" w:eastAsia="SimSun" w:cs="Tahoma"/>
-                <w:sz w:val="22"/>
-                <w:szCs w:val="22"/>
-                <w:lang w:bidi="en-US"/>
-              </w:rPr>
-              <w:t>Java Spring Boot</w:t>
-            </w:r>
-            <w:r>
-              <w:rPr>
-                <w:rFonts w:hint="default" w:ascii="Tahoma" w:hAnsi="Tahoma" w:eastAsia="SimSun" w:cs="Tahoma"/>
-                <w:sz w:val="22"/>
-                <w:szCs w:val="22"/>
-                <w:lang w:val="en-US" w:bidi="en-US"/>
-              </w:rPr>
-              <w:t xml:space="preserve">, </w:t>
-            </w:r>
-            <w:r>
-              <w:rPr>
-                <w:rFonts w:ascii="Tahoma" w:hAnsi="Tahoma" w:eastAsia="SimSun" w:cs="Tahoma"/>
-                <w:sz w:val="22"/>
-                <w:szCs w:val="22"/>
-                <w:lang w:bidi="en-US"/>
-              </w:rPr>
-              <w:t>MyBatis</w:t>
-            </w:r>
-            <w:r>
-              <w:rPr>
-                <w:rFonts w:hint="default" w:ascii="Tahoma" w:hAnsi="Tahoma" w:eastAsia="SimSun" w:cs="Tahoma"/>
-                <w:sz w:val="22"/>
-                <w:szCs w:val="22"/>
-                <w:lang w:val="en-US" w:bidi="en-US"/>
-              </w:rPr>
-              <w:t xml:space="preserve">, </w:t>
-            </w:r>
-            <w:r>
-              <w:rPr>
-                <w:rFonts w:ascii="Tahoma" w:hAnsi="Tahoma" w:eastAsia="SimSun" w:cs="Tahoma"/>
-                <w:sz w:val="22"/>
-                <w:szCs w:val="22"/>
-                <w:lang w:bidi="en-US"/>
-              </w:rPr>
-              <w:t>React</w:t>
+              <w:outlineLvl w:val="0"/>
+              <w:rPr>
+                <w:rFonts w:ascii="Tahoma" w:hAnsi="Tahoma" w:eastAsia="SimSun" w:cs="Tahoma"/>
+                <w:sz w:val="22"/>
+                <w:szCs w:val="22"/>
+                <w:lang w:bidi="en-US"/>
+              </w:rPr>
+            </w:pPr>
+            <w:r>
+              <w:rPr>
+                <w:rFonts w:hint="default" w:ascii="Tahoma" w:hAnsi="Tahoma" w:eastAsia="SimSun"/>
+                <w:sz w:val="22"/>
+                <w:szCs w:val="22"/>
+              </w:rPr>
+              <w:t>MongoDB</w:t>
+            </w:r>
+          </w:p>
+          <w:p>
+            <w:pPr>
+              <w:widowControl w:val="0"/>
+              <w:numPr>
+                <w:ilvl w:val="0"/>
+                <w:numId w:val="5"/>
+              </w:numPr>
+              <w:suppressAutoHyphens/>
+              <w:outlineLvl w:val="0"/>
+              <w:rPr>
+                <w:rFonts w:ascii="Tahoma" w:hAnsi="Tahoma" w:eastAsia="SimSun" w:cs="Tahoma"/>
+                <w:sz w:val="22"/>
+                <w:szCs w:val="22"/>
+                <w:lang w:bidi="en-US"/>
+              </w:rPr>
+            </w:pPr>
+            <w:r>
+              <w:rPr>
+                <w:rFonts w:hint="default" w:ascii="Tahoma" w:hAnsi="Tahoma" w:eastAsia="SimSun"/>
+                <w:sz w:val="22"/>
+                <w:szCs w:val="22"/>
+              </w:rPr>
+              <w:t>AWS</w:t>
+            </w:r>
+          </w:p>
+          <w:p>
+            <w:pPr>
+              <w:widowControl w:val="0"/>
+              <w:numPr>
+                <w:ilvl w:val="0"/>
+                <w:numId w:val="5"/>
+              </w:numPr>
+              <w:suppressAutoHyphens/>
+              <w:outlineLvl w:val="0"/>
+              <w:rPr>
+                <w:rFonts w:ascii="Tahoma" w:hAnsi="Tahoma" w:eastAsia="SimSun" w:cs="Tahoma"/>
+                <w:sz w:val="22"/>
+                <w:szCs w:val="22"/>
+                <w:lang w:bidi="en-US"/>
+              </w:rPr>
+            </w:pPr>
+            <w:r>
+              <w:rPr>
+                <w:rFonts w:hint="default" w:ascii="Tahoma" w:hAnsi="Tahoma" w:eastAsia="SimSun"/>
+                <w:sz w:val="22"/>
+                <w:szCs w:val="22"/>
+                <w:lang w:val="vi-VN"/>
+              </w:rPr>
+              <w:t>Java</w:t>
             </w:r>
           </w:p>
         </w:tc>
@@ -4429,9 +4463,10 @@
         <w:rPr>
           <w:rFonts w:ascii="Tahoma" w:hAnsi="Tahoma" w:cs="Tahoma"/>
           <w:b/>
-          <w:sz w:val="22"/>
-          <w:szCs w:val="22"/>
-          <w:u w:val="single"/>
+          <w:bCs/>
+          <w:sz w:val="22"/>
+          <w:szCs w:val="22"/>
+          <w:lang w:val="en-GB"/>
         </w:rPr>
       </w:pPr>
     </w:p>
@@ -4526,15 +4561,19 @@
             </w:pPr>
             <w:r>
               <w:rPr>
-                <w:rFonts w:hint="default" w:ascii="Tahoma" w:hAnsi="Tahoma" w:eastAsia="SimSun"/>
+                <w:rFonts w:hint="default" w:ascii="Tahoma" w:hAnsi="Tahoma" w:eastAsia="Segoe UI" w:cs="Tahoma"/>
                 <w:b/>
-                <w:i/>
-                <w:sz w:val="22"/>
-                <w:szCs w:val="22"/>
-                <w:u w:val="single"/>
-                <w:lang w:val="en-US"/>
-              </w:rPr>
-              <w:t>Q7_jinjer</w:t>
+                <w:bCs/>
+                <w:i w:val="0"/>
+                <w:iCs w:val="0"/>
+                <w:caps w:val="0"/>
+                <w:color w:val="101426"/>
+                <w:spacing w:val="0"/>
+                <w:sz w:val="19"/>
+                <w:szCs w:val="19"/>
+                <w:shd w:val="clear" w:fill="FFFFFF"/>
+              </w:rPr>
+              <w:t>G_FMJPOS24</w:t>
             </w:r>
           </w:p>
         </w:tc>
@@ -4644,7 +4683,7 @@
                 <w:sz w:val="22"/>
                 <w:szCs w:val="22"/>
               </w:rPr>
-              <w:t>Developing a set of API functionalities with appropriate load and security measures. Designing intuitive APIs in a Restful manner, considering user use cases.</w:t>
+              <w:t>Migrate from the old system (C/C++) to the new system, in which, UI is Unity, Logic is C#, and Java for microservices.</w:t>
             </w:r>
           </w:p>
         </w:tc>
@@ -4731,16 +4770,43 @@
                 <w:szCs w:val="22"/>
                 <w:lang w:val="en-US" w:bidi="en-US"/>
               </w:rPr>
-              <w:t xml:space="preserve">Oct </w:t>
-            </w:r>
-            <w:r>
-              <w:rPr>
-                <w:rFonts w:ascii="Tahoma" w:hAnsi="Tahoma" w:eastAsia="SimSun" w:cs="Tahoma"/>
-                <w:sz w:val="22"/>
-                <w:szCs w:val="22"/>
-                <w:lang w:bidi="en-US"/>
-              </w:rPr>
-              <w:t xml:space="preserve">2023 - </w:t>
+              <w:t xml:space="preserve">May </w:t>
+            </w:r>
+            <w:r>
+              <w:rPr>
+                <w:rFonts w:ascii="Tahoma" w:hAnsi="Tahoma" w:eastAsia="SimSun" w:cs="Tahoma"/>
+                <w:sz w:val="22"/>
+                <w:szCs w:val="22"/>
+                <w:lang w:bidi="en-US"/>
+              </w:rPr>
+              <w:t>202</w:t>
+            </w:r>
+            <w:r>
+              <w:rPr>
+                <w:rFonts w:hint="default" w:ascii="Tahoma" w:hAnsi="Tahoma" w:eastAsia="SimSun" w:cs="Tahoma"/>
+                <w:sz w:val="22"/>
+                <w:szCs w:val="22"/>
+                <w:lang w:val="vi-VN" w:bidi="en-US"/>
+              </w:rPr>
+              <w:t>4</w:t>
+            </w:r>
+            <w:r>
+              <w:rPr>
+                <w:rFonts w:ascii="Tahoma" w:hAnsi="Tahoma" w:eastAsia="SimSun" w:cs="Tahoma"/>
+                <w:sz w:val="22"/>
+                <w:szCs w:val="22"/>
+                <w:lang w:bidi="en-US"/>
+              </w:rPr>
+              <w:t xml:space="preserve"> - </w:t>
+            </w:r>
+            <w:r>
+              <w:rPr>
+                <w:rFonts w:hint="default" w:ascii="Tahoma" w:hAnsi="Tahoma" w:eastAsia="SimSun" w:cs="Tahoma"/>
+                <w:sz w:val="22"/>
+                <w:szCs w:val="22"/>
+                <w:lang w:val="en-US" w:bidi="en-US"/>
+              </w:rPr>
+              <w:t>Oct</w:t>
             </w:r>
             <w:r>
               <w:rPr>
@@ -4749,7 +4815,7 @@
                 <w:szCs w:val="22"/>
                 <w:lang w:val="en-US"/>
               </w:rPr>
-              <w:t>Current</w:t>
+              <w:t xml:space="preserve"> 2024</w:t>
             </w:r>
           </w:p>
         </w:tc>
@@ -4839,7 +4905,7 @@
                 <w:szCs w:val="22"/>
                 <w:lang w:bidi="en-US"/>
               </w:rPr>
-              <w:t>Backend Developer</w:t>
+              <w:t>Developer</w:t>
             </w:r>
           </w:p>
         </w:tc>
@@ -4913,19 +4979,18 @@
               <w:suppressAutoHyphens/>
               <w:outlineLvl w:val="0"/>
               <w:rPr>
-                <w:rFonts w:ascii="Tahoma" w:hAnsi="Tahoma" w:eastAsia="SimSun" w:cs="Tahoma"/>
-                <w:sz w:val="22"/>
-                <w:szCs w:val="22"/>
-                <w:lang w:bidi="en-US"/>
-              </w:rPr>
-            </w:pPr>
-            <w:r>
-              <w:rPr>
                 <w:rFonts w:hint="default" w:ascii="Tahoma" w:hAnsi="Tahoma" w:eastAsia="SimSun"/>
                 <w:sz w:val="22"/>
                 <w:szCs w:val="22"/>
               </w:rPr>
-              <w:t>Develop a serverless AWS Lambda backend system.</w:t>
+            </w:pPr>
+            <w:r>
+              <w:rPr>
+                <w:rFonts w:hint="default" w:ascii="Tahoma" w:hAnsi="Tahoma" w:eastAsia="SimSun"/>
+                <w:sz w:val="22"/>
+                <w:szCs w:val="22"/>
+              </w:rPr>
+              <w:t>Reviewed and interpreted legacy system documentation written in C++.</w:t>
             </w:r>
           </w:p>
           <w:p>
@@ -4938,19 +5003,18 @@
               <w:suppressAutoHyphens/>
               <w:outlineLvl w:val="0"/>
               <w:rPr>
-                <w:rFonts w:ascii="Tahoma" w:hAnsi="Tahoma" w:eastAsia="SimSun" w:cs="Tahoma"/>
-                <w:sz w:val="22"/>
-                <w:szCs w:val="22"/>
-                <w:lang w:bidi="en-US"/>
-              </w:rPr>
-            </w:pPr>
-            <w:r>
-              <w:rPr>
                 <w:rFonts w:hint="default" w:ascii="Tahoma" w:hAnsi="Tahoma" w:eastAsia="SimSun"/>
                 <w:sz w:val="22"/>
                 <w:szCs w:val="22"/>
               </w:rPr>
-              <w:t>Propose solutions and apply AWS technologies to the project.</w:t>
+            </w:pPr>
+            <w:r>
+              <w:rPr>
+                <w:rFonts w:hint="default" w:ascii="Tahoma" w:hAnsi="Tahoma" w:eastAsia="SimSun"/>
+                <w:sz w:val="22"/>
+                <w:szCs w:val="22"/>
+              </w:rPr>
+              <w:t>Converted C++ code to C# to meet the requirements of the new system.</w:t>
             </w:r>
           </w:p>
           <w:p>
@@ -4975,7 +5039,7 @@
                 <w:sz w:val="22"/>
                 <w:szCs w:val="22"/>
               </w:rPr>
-              <w:t>Assist new team members in getting acquainted with their tasks, and address any questions related to the system.</w:t>
+              <w:t>Ensured code quality and compatibility during the migration process.</w:t>
             </w:r>
           </w:p>
         </w:tc>
@@ -5060,8 +5124,308 @@
                 <w:rFonts w:hint="default" w:ascii="Tahoma" w:hAnsi="Tahoma" w:eastAsia="SimSun"/>
                 <w:sz w:val="22"/>
                 <w:szCs w:val="22"/>
-              </w:rPr>
-              <w:t>Nodejs</w:t>
+                <w:lang w:val="en-US"/>
+              </w:rPr>
+              <w:t>C++, C#, .NET.</w:t>
+            </w:r>
+            <w:r>
+              <w:rPr>
+                <w:rFonts w:hint="default" w:ascii="Tahoma" w:hAnsi="Tahoma" w:eastAsia="SimSun"/>
+                <w:sz w:val="22"/>
+                <w:szCs w:val="22"/>
+                <w:lang w:val="vi-VN"/>
+              </w:rPr>
+              <w:t xml:space="preserve"> Java</w:t>
+            </w:r>
+          </w:p>
+        </w:tc>
+      </w:tr>
+    </w:tbl>
+    <w:p>
+      <w:pPr>
+        <w:rPr>
+          <w:rFonts w:hint="default" w:ascii="Tahoma" w:hAnsi="Tahoma" w:cs="Tahoma"/>
+          <w:b/>
+          <w:bCs/>
+          <w:sz w:val="22"/>
+          <w:szCs w:val="22"/>
+          <w:lang w:val="en-US"/>
+        </w:rPr>
+      </w:pPr>
+    </w:p>
+    <w:p>
+      <w:pPr>
+        <w:rPr>
+          <w:rFonts w:hint="default" w:ascii="Tahoma" w:hAnsi="Tahoma" w:cs="Tahoma"/>
+          <w:b/>
+          <w:bCs/>
+          <w:sz w:val="22"/>
+          <w:szCs w:val="22"/>
+          <w:lang w:val="en-US"/>
+        </w:rPr>
+      </w:pPr>
+    </w:p>
+    <w:p>
+      <w:pPr>
+        <w:rPr>
+          <w:rFonts w:hint="default" w:ascii="Tahoma" w:hAnsi="Tahoma" w:cs="Tahoma"/>
+          <w:b/>
+          <w:bCs/>
+          <w:sz w:val="22"/>
+          <w:szCs w:val="22"/>
+          <w:lang w:val="en-US"/>
+        </w:rPr>
+      </w:pPr>
+    </w:p>
+    <w:p>
+      <w:pPr>
+        <w:rPr>
+          <w:rFonts w:hint="default" w:ascii="Tahoma" w:hAnsi="Tahoma" w:cs="Tahoma"/>
+          <w:b/>
+          <w:bCs/>
+          <w:sz w:val="22"/>
+          <w:szCs w:val="22"/>
+          <w:lang w:val="en-US"/>
+        </w:rPr>
+      </w:pPr>
+    </w:p>
+    <w:p>
+      <w:pPr>
+        <w:rPr>
+          <w:rFonts w:hint="default" w:ascii="Tahoma" w:hAnsi="Tahoma" w:cs="Tahoma"/>
+          <w:b/>
+          <w:bCs/>
+          <w:sz w:val="22"/>
+          <w:szCs w:val="22"/>
+          <w:lang w:val="en-US"/>
+        </w:rPr>
+      </w:pPr>
+    </w:p>
+    <w:p>
+      <w:pPr>
+        <w:rPr>
+          <w:rFonts w:hint="default" w:ascii="Tahoma" w:hAnsi="Tahoma" w:cs="Tahoma"/>
+          <w:b/>
+          <w:bCs/>
+          <w:sz w:val="22"/>
+          <w:szCs w:val="22"/>
+          <w:lang w:val="en-US"/>
+        </w:rPr>
+      </w:pPr>
+    </w:p>
+    <w:p>
+      <w:pPr>
+        <w:rPr>
+          <w:rFonts w:hint="default" w:ascii="Tahoma" w:hAnsi="Tahoma" w:cs="Tahoma"/>
+          <w:b/>
+          <w:bCs/>
+          <w:sz w:val="22"/>
+          <w:szCs w:val="22"/>
+          <w:lang w:val="en-US"/>
+        </w:rPr>
+      </w:pPr>
+    </w:p>
+    <w:p>
+      <w:pPr>
+        <w:rPr>
+          <w:rFonts w:hint="default" w:ascii="Tahoma" w:hAnsi="Tahoma" w:cs="Tahoma"/>
+          <w:b/>
+          <w:bCs/>
+          <w:sz w:val="22"/>
+          <w:szCs w:val="22"/>
+          <w:lang w:val="en-US"/>
+        </w:rPr>
+      </w:pPr>
+    </w:p>
+    <w:tbl>
+      <w:tblPr>
+        <w:tblStyle w:val="12"/>
+        <w:tblW w:w="10571" w:type="dxa"/>
+        <w:tblInd w:w="625" w:type="dxa"/>
+        <w:tblLayout w:type="fixed"/>
+        <w:tblCellMar>
+          <w:top w:w="0" w:type="dxa"/>
+          <w:left w:w="108" w:type="dxa"/>
+          <w:bottom w:w="0" w:type="dxa"/>
+          <w:right w:w="108" w:type="dxa"/>
+        </w:tblCellMar>
+      </w:tblPr>
+      <w:tblGrid>
+        <w:gridCol w:w="2440"/>
+        <w:gridCol w:w="8131"/>
+      </w:tblGrid>
+      <w:tr>
+        <w:tblPrEx>
+          <w:tblCellMar>
+            <w:top w:w="0" w:type="dxa"/>
+            <w:left w:w="108" w:type="dxa"/>
+            <w:bottom w:w="0" w:type="dxa"/>
+            <w:right w:w="108" w:type="dxa"/>
+          </w:tblCellMar>
+        </w:tblPrEx>
+        <w:tc>
+          <w:tcPr>
+            <w:tcW w:w="2440" w:type="dxa"/>
+            <w:tcBorders>
+              <w:top w:val="single" w:color="000000" w:themeColor="text1" w:sz="4" w:space="0"/>
+              <w:left w:val="single" w:color="000000" w:themeColor="text1" w:sz="4" w:space="0"/>
+              <w:bottom w:val="single" w:color="000000" w:themeColor="text1" w:sz="4" w:space="0"/>
+              <w:right w:val="single" w:color="000000" w:themeColor="text1" w:sz="4" w:space="0"/>
+            </w:tcBorders>
+            <w:shd w:val="clear" w:color="auto" w:fill="7E7E7E" w:themeFill="text1" w:themeFillTint="80"/>
+            <w:vAlign w:val="center"/>
+          </w:tcPr>
+          <w:p>
+            <w:pPr>
+              <w:widowControl w:val="0"/>
+              <w:rPr>
+                <w:rFonts w:ascii="Tahoma" w:hAnsi="Tahoma" w:eastAsia="SimSun" w:cs="Tahoma"/>
+                <w:b/>
+                <w:bCs/>
+                <w:color w:val="FFFFFF"/>
+                <w:sz w:val="22"/>
+                <w:szCs w:val="22"/>
+                <w:lang w:bidi="en-US"/>
+              </w:rPr>
+            </w:pPr>
+            <w:r>
+              <w:rPr>
+                <w:rFonts w:ascii="Tahoma" w:hAnsi="Tahoma" w:eastAsia="SimSun" w:cs="Tahoma"/>
+                <w:b/>
+                <w:bCs/>
+                <w:color w:val="FFFFFF"/>
+                <w:sz w:val="22"/>
+                <w:szCs w:val="22"/>
+                <w:lang w:bidi="en-US"/>
+              </w:rPr>
+              <w:t>Project</w:t>
+            </w:r>
+          </w:p>
+        </w:tc>
+        <w:tc>
+          <w:tcPr>
+            <w:tcW w:w="8131" w:type="dxa"/>
+            <w:tcBorders>
+              <w:top w:val="single" w:color="000000" w:themeColor="text1" w:sz="4" w:space="0"/>
+              <w:left w:val="single" w:color="000000" w:themeColor="text1" w:sz="4" w:space="0"/>
+              <w:bottom w:val="single" w:color="000000" w:themeColor="text1" w:sz="4" w:space="0"/>
+              <w:right w:val="single" w:color="000000" w:themeColor="text1" w:sz="4" w:space="0"/>
+            </w:tcBorders>
+            <w:vAlign w:val="center"/>
+          </w:tcPr>
+          <w:p>
+            <w:pPr>
+              <w:widowControl w:val="0"/>
+              <w:rPr>
+                <w:rFonts w:hint="default" w:ascii="Tahoma" w:hAnsi="Tahoma" w:eastAsia="SimSun" w:cs="Tahoma"/>
+                <w:b/>
+                <w:i/>
+                <w:sz w:val="22"/>
+                <w:szCs w:val="22"/>
+                <w:u w:val="single"/>
+                <w:lang w:val="en-US" w:bidi="en-US"/>
+              </w:rPr>
+            </w:pPr>
+            <w:r>
+              <w:rPr>
+                <w:rFonts w:hint="default" w:ascii="Tahoma" w:hAnsi="Tahoma" w:eastAsia="Segoe UI" w:cs="Tahoma"/>
+                <w:b/>
+                <w:bCs/>
+                <w:i w:val="0"/>
+                <w:iCs w:val="0"/>
+                <w:caps w:val="0"/>
+                <w:color w:val="101426"/>
+                <w:spacing w:val="0"/>
+                <w:sz w:val="19"/>
+                <w:szCs w:val="19"/>
+                <w:shd w:val="clear" w:fill="FFFFFF"/>
+              </w:rPr>
+              <w:t>Q7_Isetan</w:t>
+            </w:r>
+          </w:p>
+        </w:tc>
+      </w:tr>
+      <w:tr>
+        <w:tblPrEx>
+          <w:tblCellMar>
+            <w:top w:w="0" w:type="dxa"/>
+            <w:left w:w="108" w:type="dxa"/>
+            <w:bottom w:w="0" w:type="dxa"/>
+            <w:right w:w="108" w:type="dxa"/>
+          </w:tblCellMar>
+        </w:tblPrEx>
+        <w:trPr>
+          <w:trHeight w:val="521" w:hRule="atLeast"/>
+        </w:trPr>
+        <w:tc>
+          <w:tcPr>
+            <w:tcW w:w="2440" w:type="dxa"/>
+            <w:tcBorders>
+              <w:top w:val="single" w:color="000000" w:themeColor="text1" w:sz="4" w:space="0"/>
+              <w:left w:val="single" w:color="000000" w:themeColor="text1" w:sz="4" w:space="0"/>
+              <w:bottom w:val="single" w:color="000000" w:themeColor="text1" w:sz="4" w:space="0"/>
+              <w:right w:val="single" w:color="000000" w:themeColor="text1" w:sz="4" w:space="0"/>
+            </w:tcBorders>
+            <w:shd w:val="clear" w:color="auto" w:fill="7E7E7E" w:themeFill="text1" w:themeFillTint="80"/>
+            <w:vAlign w:val="center"/>
+          </w:tcPr>
+          <w:p>
+            <w:pPr>
+              <w:widowControl w:val="0"/>
+              <w:rPr>
+                <w:rFonts w:ascii="Tahoma" w:hAnsi="Tahoma" w:eastAsia="SimSun" w:cs="Tahoma"/>
+                <w:b/>
+                <w:bCs/>
+                <w:color w:val="FFFFFF"/>
+                <w:sz w:val="22"/>
+                <w:szCs w:val="22"/>
+                <w:lang w:bidi="en-US"/>
+              </w:rPr>
+            </w:pPr>
+            <w:r>
+              <w:rPr>
+                <w:rFonts w:ascii="Tahoma" w:hAnsi="Tahoma" w:eastAsia="SimSun" w:cs="Tahoma"/>
+                <w:b/>
+                <w:bCs/>
+                <w:color w:val="FFFFFF"/>
+                <w:sz w:val="22"/>
+                <w:szCs w:val="22"/>
+                <w:lang w:bidi="en-US"/>
+              </w:rPr>
+              <w:t>Description</w:t>
+            </w:r>
+          </w:p>
+        </w:tc>
+        <w:tc>
+          <w:tcPr>
+            <w:tcW w:w="8131" w:type="dxa"/>
+            <w:tcBorders>
+              <w:top w:val="single" w:color="000000" w:themeColor="text1" w:sz="4" w:space="0"/>
+              <w:left w:val="single" w:color="000000" w:themeColor="text1" w:sz="4" w:space="0"/>
+              <w:bottom w:val="single" w:color="000000" w:themeColor="text1" w:sz="4" w:space="0"/>
+              <w:right w:val="single" w:color="000000" w:themeColor="text1" w:sz="4" w:space="0"/>
+            </w:tcBorders>
+            <w:vAlign w:val="center"/>
+          </w:tcPr>
+          <w:p>
+            <w:pPr>
+              <w:widowControl w:val="0"/>
+              <w:rPr>
+                <w:rFonts w:ascii="Tahoma" w:hAnsi="Tahoma" w:eastAsia="MS Mincho" w:cs="Tahoma"/>
+                <w:bCs/>
+                <w:sz w:val="22"/>
+                <w:szCs w:val="22"/>
+              </w:rPr>
+            </w:pPr>
+            <w:r>
+              <w:rPr>
+                <w:rFonts w:ascii="Tahoma" w:hAnsi="Tahoma" w:eastAsia="MS Mincho" w:cs="Tahoma"/>
+                <w:bCs/>
+                <w:i/>
+                <w:sz w:val="22"/>
+                <w:szCs w:val="22"/>
+              </w:rPr>
+              <w:t>Objectives</w:t>
             </w:r>
           </w:p>
           <w:p>
@@ -5086,9 +5450,70 @@
                 <w:sz w:val="22"/>
                 <w:szCs w:val="22"/>
               </w:rPr>
-              <w:t>Mysql</w:t>
-            </w:r>
-          </w:p>
+              <w:t xml:space="preserve"> Developed a comprehensive system for mobile (Flutter), web app (ReactJS), and backend (Java) to meet client requirements, including design and coding phases.</w:t>
+            </w:r>
+          </w:p>
+        </w:tc>
+      </w:tr>
+      <w:tr>
+        <w:tblPrEx>
+          <w:tblCellMar>
+            <w:top w:w="0" w:type="dxa"/>
+            <w:left w:w="108" w:type="dxa"/>
+            <w:bottom w:w="0" w:type="dxa"/>
+            <w:right w:w="108" w:type="dxa"/>
+          </w:tblCellMar>
+        </w:tblPrEx>
+        <w:tc>
+          <w:tcPr>
+            <w:tcW w:w="2440" w:type="dxa"/>
+            <w:tcBorders>
+              <w:top w:val="single" w:color="000000" w:themeColor="text1" w:sz="4" w:space="0"/>
+              <w:left w:val="single" w:color="000000" w:themeColor="text1" w:sz="4" w:space="0"/>
+              <w:bottom w:val="single" w:color="000000" w:themeColor="text1" w:sz="4" w:space="0"/>
+              <w:right w:val="single" w:color="000000" w:themeColor="text1" w:sz="4" w:space="0"/>
+            </w:tcBorders>
+            <w:shd w:val="clear" w:color="auto" w:fill="7E7E7E" w:themeFill="text1" w:themeFillTint="80"/>
+            <w:vAlign w:val="center"/>
+          </w:tcPr>
+          <w:p>
+            <w:pPr>
+              <w:widowControl w:val="0"/>
+              <w:rPr>
+                <w:rFonts w:ascii="Tahoma" w:hAnsi="Tahoma" w:eastAsia="SimSun" w:cs="Tahoma"/>
+                <w:b/>
+                <w:bCs/>
+                <w:color w:val="FFFFFF"/>
+                <w:sz w:val="22"/>
+                <w:szCs w:val="22"/>
+                <w:lang w:bidi="en-US"/>
+              </w:rPr>
+            </w:pPr>
+            <w:r>
+              <w:rPr>
+                <w:rFonts w:ascii="Tahoma" w:hAnsi="Tahoma" w:eastAsia="SimSun" w:cs="Tahoma"/>
+                <w:b/>
+                <w:bCs/>
+                <w:color w:val="FFFFFF"/>
+                <w:sz w:val="22"/>
+                <w:szCs w:val="22"/>
+                <w:lang w:bidi="en-US"/>
+              </w:rPr>
+              <w:t>Duration</w:t>
+            </w:r>
+          </w:p>
+        </w:tc>
+        <w:tc>
+          <w:tcPr>
+            <w:tcW w:w="8131" w:type="dxa"/>
+            <w:tcBorders>
+              <w:top w:val="single" w:color="000000" w:themeColor="text1" w:sz="4" w:space="0"/>
+              <w:left w:val="single" w:color="000000" w:themeColor="text1" w:sz="4" w:space="0"/>
+              <w:bottom w:val="single" w:color="000000" w:themeColor="text1" w:sz="4" w:space="0"/>
+              <w:right w:val="single" w:color="000000" w:themeColor="text1" w:sz="4" w:space="0"/>
+            </w:tcBorders>
+            <w:vAlign w:val="center"/>
+          </w:tcPr>
           <w:p>
             <w:pPr>
               <w:widowControl w:val="0"/>
@@ -5107,13 +5532,114 @@
             </w:pPr>
             <w:r>
               <w:rPr>
+                <w:rFonts w:hint="default" w:ascii="Tahoma" w:hAnsi="Tahoma" w:eastAsia="SimSun" w:cs="Tahoma"/>
+                <w:sz w:val="22"/>
+                <w:szCs w:val="22"/>
+                <w:lang w:val="en-US" w:bidi="en-US"/>
+              </w:rPr>
+              <w:t xml:space="preserve">Oct </w:t>
+            </w:r>
+            <w:r>
+              <w:rPr>
+                <w:rFonts w:ascii="Tahoma" w:hAnsi="Tahoma" w:eastAsia="SimSun" w:cs="Tahoma"/>
+                <w:sz w:val="22"/>
+                <w:szCs w:val="22"/>
+                <w:lang w:bidi="en-US"/>
+              </w:rPr>
+              <w:t>202</w:t>
+            </w:r>
+            <w:r>
+              <w:rPr>
+                <w:rFonts w:hint="default" w:ascii="Tahoma" w:hAnsi="Tahoma" w:eastAsia="SimSun" w:cs="Tahoma"/>
+                <w:sz w:val="22"/>
+                <w:szCs w:val="22"/>
+                <w:lang w:val="vi-VN" w:bidi="en-US"/>
+              </w:rPr>
+              <w:t>4</w:t>
+            </w:r>
+            <w:r>
+              <w:rPr>
+                <w:rFonts w:ascii="Tahoma" w:hAnsi="Tahoma" w:eastAsia="SimSun" w:cs="Tahoma"/>
+                <w:sz w:val="22"/>
+                <w:szCs w:val="22"/>
+                <w:lang w:bidi="en-US"/>
+              </w:rPr>
+              <w:t xml:space="preserve"> - </w:t>
+            </w:r>
+            <w:r>
+              <w:rPr>
                 <w:rFonts w:hint="default" w:ascii="Tahoma" w:hAnsi="Tahoma" w:eastAsia="SimSun"/>
                 <w:sz w:val="22"/>
                 <w:szCs w:val="22"/>
-              </w:rPr>
-              <w:t>MongoDB</w:t>
-            </w:r>
-          </w:p>
+                <w:lang w:val="en-US"/>
+              </w:rPr>
+              <w:t>Current</w:t>
+            </w:r>
+          </w:p>
+        </w:tc>
+      </w:tr>
+      <w:tr>
+        <w:tblPrEx>
+          <w:tblCellMar>
+            <w:top w:w="0" w:type="dxa"/>
+            <w:left w:w="108" w:type="dxa"/>
+            <w:bottom w:w="0" w:type="dxa"/>
+            <w:right w:w="108" w:type="dxa"/>
+          </w:tblCellMar>
+        </w:tblPrEx>
+        <w:trPr>
+          <w:trHeight w:val="431" w:hRule="atLeast"/>
+        </w:trPr>
+        <w:tc>
+          <w:tcPr>
+            <w:tcW w:w="2440" w:type="dxa"/>
+            <w:tcBorders>
+              <w:top w:val="single" w:color="000000" w:themeColor="text1" w:sz="4" w:space="0"/>
+              <w:left w:val="single" w:color="000000" w:themeColor="text1" w:sz="4" w:space="0"/>
+              <w:bottom w:val="single" w:color="000000" w:themeColor="text1" w:sz="4" w:space="0"/>
+              <w:right w:val="single" w:color="000000" w:themeColor="text1" w:sz="4" w:space="0"/>
+            </w:tcBorders>
+            <w:shd w:val="clear" w:color="auto" w:fill="7E7E7E" w:themeFill="text1" w:themeFillTint="80"/>
+            <w:vAlign w:val="center"/>
+          </w:tcPr>
+          <w:p>
+            <w:pPr>
+              <w:widowControl w:val="0"/>
+              <w:rPr>
+                <w:rFonts w:ascii="Tahoma" w:hAnsi="Tahoma" w:eastAsia="SimSun" w:cs="Tahoma"/>
+                <w:b/>
+                <w:bCs/>
+                <w:color w:val="FFFFFF"/>
+                <w:sz w:val="22"/>
+                <w:szCs w:val="22"/>
+                <w:lang w:bidi="en-US"/>
+              </w:rPr>
+            </w:pPr>
+            <w:r>
+              <w:rPr>
+                <w:rFonts w:ascii="Tahoma" w:hAnsi="Tahoma" w:eastAsia="SimSun" w:cs="Tahoma"/>
+                <w:b/>
+                <w:bCs/>
+                <w:color w:val="FFFFFF"/>
+                <w:sz w:val="22"/>
+                <w:szCs w:val="22"/>
+                <w:lang w:bidi="en-US"/>
+              </w:rPr>
+              <w:t>Position</w:t>
+            </w:r>
+          </w:p>
+        </w:tc>
+        <w:tc>
+          <w:tcPr>
+            <w:tcW w:w="8131" w:type="dxa"/>
+            <w:tcBorders>
+              <w:top w:val="single" w:color="000000" w:themeColor="text1" w:sz="4" w:space="0"/>
+              <w:left w:val="single" w:color="000000" w:themeColor="text1" w:sz="4" w:space="0"/>
+              <w:bottom w:val="single" w:color="000000" w:themeColor="text1" w:sz="4" w:space="0"/>
+              <w:right w:val="single" w:color="000000" w:themeColor="text1" w:sz="4" w:space="0"/>
+            </w:tcBorders>
+            <w:vAlign w:val="center"/>
+          </w:tcPr>
           <w:p>
             <w:pPr>
               <w:widowControl w:val="0"/>
@@ -5132,11 +5658,336 @@
             </w:pPr>
             <w:r>
               <w:rPr>
+                <w:rFonts w:hint="default" w:ascii="Tahoma" w:hAnsi="Tahoma" w:eastAsia="SimSun" w:cs="Tahoma"/>
+                <w:sz w:val="22"/>
+                <w:szCs w:val="22"/>
+                <w:lang w:val="en-US" w:bidi="en-US"/>
+              </w:rPr>
+              <w:t>Front</w:t>
+            </w:r>
+            <w:r>
+              <w:rPr>
+                <w:rFonts w:ascii="Tahoma" w:hAnsi="Tahoma" w:eastAsia="SimSun" w:cs="Tahoma"/>
+                <w:sz w:val="22"/>
+                <w:szCs w:val="22"/>
+                <w:lang w:bidi="en-US"/>
+              </w:rPr>
+              <w:t>end Developer</w:t>
+            </w:r>
+          </w:p>
+        </w:tc>
+      </w:tr>
+      <w:tr>
+        <w:tblPrEx>
+          <w:tblCellMar>
+            <w:top w:w="0" w:type="dxa"/>
+            <w:left w:w="108" w:type="dxa"/>
+            <w:bottom w:w="0" w:type="dxa"/>
+            <w:right w:w="108" w:type="dxa"/>
+          </w:tblCellMar>
+        </w:tblPrEx>
+        <w:trPr>
+          <w:trHeight w:val="1019" w:hRule="atLeast"/>
+        </w:trPr>
+        <w:tc>
+          <w:tcPr>
+            <w:tcW w:w="2440" w:type="dxa"/>
+            <w:tcBorders>
+              <w:top w:val="single" w:color="000000" w:themeColor="text1" w:sz="4" w:space="0"/>
+              <w:left w:val="single" w:color="000000" w:themeColor="text1" w:sz="4" w:space="0"/>
+              <w:bottom w:val="single" w:color="000000" w:themeColor="text1" w:sz="4" w:space="0"/>
+              <w:right w:val="single" w:color="000000" w:themeColor="text1" w:sz="4" w:space="0"/>
+            </w:tcBorders>
+            <w:shd w:val="clear" w:color="auto" w:fill="7E7E7E" w:themeFill="text1" w:themeFillTint="80"/>
+            <w:vAlign w:val="center"/>
+          </w:tcPr>
+          <w:p>
+            <w:pPr>
+              <w:widowControl w:val="0"/>
+              <w:rPr>
+                <w:rFonts w:ascii="Tahoma" w:hAnsi="Tahoma" w:eastAsia="SimSun" w:cs="Tahoma"/>
+                <w:b/>
+                <w:bCs/>
+                <w:color w:val="FFFFFF"/>
+                <w:sz w:val="22"/>
+                <w:szCs w:val="22"/>
+                <w:lang w:bidi="en-US"/>
+              </w:rPr>
+            </w:pPr>
+            <w:r>
+              <w:rPr>
+                <w:rFonts w:ascii="Tahoma" w:hAnsi="Tahoma" w:eastAsia="SimSun" w:cs="Tahoma"/>
+                <w:b/>
+                <w:bCs/>
+                <w:color w:val="FFFFFF"/>
+                <w:sz w:val="22"/>
+                <w:szCs w:val="22"/>
+                <w:lang w:bidi="en-US"/>
+              </w:rPr>
+              <w:t>Responsibility</w:t>
+            </w:r>
+          </w:p>
+        </w:tc>
+        <w:tc>
+          <w:tcPr>
+            <w:tcW w:w="8131" w:type="dxa"/>
+            <w:tcBorders>
+              <w:top w:val="single" w:color="000000" w:themeColor="text1" w:sz="4" w:space="0"/>
+              <w:left w:val="single" w:color="000000" w:themeColor="text1" w:sz="4" w:space="0"/>
+              <w:bottom w:val="single" w:color="000000" w:themeColor="text1" w:sz="4" w:space="0"/>
+              <w:right w:val="single" w:color="000000" w:themeColor="text1" w:sz="4" w:space="0"/>
+            </w:tcBorders>
+            <w:vAlign w:val="center"/>
+          </w:tcPr>
+          <w:p>
+            <w:pPr>
+              <w:widowControl w:val="0"/>
+              <w:numPr>
+                <w:ilvl w:val="0"/>
+                <w:numId w:val="5"/>
+              </w:numPr>
+              <w:suppressAutoHyphens/>
+              <w:outlineLvl w:val="0"/>
+              <w:rPr>
                 <w:rFonts w:hint="default" w:ascii="Tahoma" w:hAnsi="Tahoma" w:eastAsia="SimSun"/>
                 <w:sz w:val="22"/>
                 <w:szCs w:val="22"/>
               </w:rPr>
-              <w:t>AWS</w:t>
+            </w:pPr>
+            <w:r>
+              <w:rPr>
+                <w:rFonts w:hint="default" w:ascii="Tahoma" w:hAnsi="Tahoma" w:eastAsia="SimSun"/>
+                <w:sz w:val="22"/>
+                <w:szCs w:val="22"/>
+              </w:rPr>
+              <w:t>Built responsive UI components to enhance user experience.</w:t>
+            </w:r>
+          </w:p>
+          <w:p>
+            <w:pPr>
+              <w:widowControl w:val="0"/>
+              <w:numPr>
+                <w:ilvl w:val="0"/>
+                <w:numId w:val="5"/>
+              </w:numPr>
+              <w:suppressAutoHyphens/>
+              <w:outlineLvl w:val="0"/>
+              <w:rPr>
+                <w:rFonts w:hint="default" w:ascii="Tahoma" w:hAnsi="Tahoma" w:eastAsia="SimSun"/>
+                <w:sz w:val="22"/>
+                <w:szCs w:val="22"/>
+              </w:rPr>
+            </w:pPr>
+            <w:r>
+              <w:rPr>
+                <w:rFonts w:hint="default" w:ascii="Tahoma" w:hAnsi="Tahoma" w:eastAsia="SimSun"/>
+                <w:sz w:val="22"/>
+                <w:szCs w:val="22"/>
+              </w:rPr>
+              <w:t>Implemented design systems to maintain visual consistency across the application.</w:t>
+            </w:r>
+          </w:p>
+          <w:p>
+            <w:pPr>
+              <w:widowControl w:val="0"/>
+              <w:numPr>
+                <w:ilvl w:val="0"/>
+                <w:numId w:val="5"/>
+              </w:numPr>
+              <w:suppressAutoHyphens/>
+              <w:outlineLvl w:val="0"/>
+              <w:rPr>
+                <w:rFonts w:ascii="Tahoma" w:hAnsi="Tahoma" w:eastAsia="SimSun" w:cs="Tahoma"/>
+                <w:sz w:val="22"/>
+                <w:szCs w:val="22"/>
+                <w:lang w:bidi="en-US"/>
+              </w:rPr>
+            </w:pPr>
+            <w:r>
+              <w:rPr>
+                <w:rFonts w:hint="default" w:ascii="Tahoma" w:hAnsi="Tahoma" w:eastAsia="SimSun"/>
+                <w:sz w:val="22"/>
+                <w:szCs w:val="22"/>
+              </w:rPr>
+              <w:t xml:space="preserve">Ensured seamless user interactions through optimized </w:t>
+            </w:r>
+            <w:r>
+              <w:rPr>
+                <w:rFonts w:hint="default" w:ascii="Tahoma" w:hAnsi="Tahoma" w:eastAsia="SimSun"/>
+                <w:sz w:val="22"/>
+                <w:szCs w:val="22"/>
+                <w:lang w:val="en-US"/>
+              </w:rPr>
+              <w:t>front-end</w:t>
+            </w:r>
+            <w:r>
+              <w:rPr>
+                <w:rFonts w:hint="default" w:ascii="Tahoma" w:hAnsi="Tahoma" w:eastAsia="SimSun"/>
+                <w:sz w:val="22"/>
+                <w:szCs w:val="22"/>
+              </w:rPr>
+              <w:t xml:space="preserve"> functionality.</w:t>
+            </w:r>
+          </w:p>
+        </w:tc>
+      </w:tr>
+      <w:tr>
+        <w:tblPrEx>
+          <w:tblCellMar>
+            <w:top w:w="0" w:type="dxa"/>
+            <w:left w:w="108" w:type="dxa"/>
+            <w:bottom w:w="0" w:type="dxa"/>
+            <w:right w:w="108" w:type="dxa"/>
+          </w:tblCellMar>
+        </w:tblPrEx>
+        <w:tc>
+          <w:tcPr>
+            <w:tcW w:w="2440" w:type="dxa"/>
+            <w:tcBorders>
+              <w:top w:val="single" w:color="000000" w:themeColor="text1" w:sz="4" w:space="0"/>
+              <w:left w:val="single" w:color="000000" w:themeColor="text1" w:sz="4" w:space="0"/>
+              <w:bottom w:val="single" w:color="000000" w:themeColor="text1" w:sz="4" w:space="0"/>
+              <w:right w:val="single" w:color="000000" w:themeColor="text1" w:sz="4" w:space="0"/>
+            </w:tcBorders>
+            <w:shd w:val="clear" w:color="auto" w:fill="7E7E7E" w:themeFill="text1" w:themeFillTint="80"/>
+            <w:vAlign w:val="center"/>
+          </w:tcPr>
+          <w:p>
+            <w:pPr>
+              <w:widowControl w:val="0"/>
+              <w:rPr>
+                <w:rFonts w:ascii="Tahoma" w:hAnsi="Tahoma" w:eastAsia="SimSun" w:cs="Tahoma"/>
+                <w:b/>
+                <w:bCs/>
+                <w:color w:val="FFFFFF"/>
+                <w:sz w:val="22"/>
+                <w:szCs w:val="22"/>
+                <w:lang w:bidi="en-US"/>
+              </w:rPr>
+            </w:pPr>
+            <w:r>
+              <w:rPr>
+                <w:rFonts w:ascii="Tahoma" w:hAnsi="Tahoma" w:eastAsia="SimSun" w:cs="Tahoma"/>
+                <w:b/>
+                <w:bCs/>
+                <w:color w:val="FFFFFF"/>
+                <w:sz w:val="22"/>
+                <w:szCs w:val="22"/>
+                <w:lang w:bidi="en-US"/>
+              </w:rPr>
+              <w:t>Technology</w:t>
+            </w:r>
+          </w:p>
+        </w:tc>
+        <w:tc>
+          <w:tcPr>
+            <w:tcW w:w="8131" w:type="dxa"/>
+            <w:tcBorders>
+              <w:top w:val="single" w:color="000000" w:themeColor="text1" w:sz="4" w:space="0"/>
+              <w:left w:val="single" w:color="000000" w:themeColor="text1" w:sz="4" w:space="0"/>
+              <w:bottom w:val="single" w:color="000000" w:themeColor="text1" w:sz="4" w:space="0"/>
+              <w:right w:val="single" w:color="000000" w:themeColor="text1" w:sz="4" w:space="0"/>
+            </w:tcBorders>
+            <w:vAlign w:val="center"/>
+          </w:tcPr>
+          <w:p>
+            <w:pPr>
+              <w:widowControl w:val="0"/>
+              <w:numPr>
+                <w:ilvl w:val="0"/>
+                <w:numId w:val="5"/>
+              </w:numPr>
+              <w:suppressAutoHyphens/>
+              <w:outlineLvl w:val="0"/>
+              <w:rPr>
+                <w:rFonts w:ascii="Tahoma" w:hAnsi="Tahoma" w:eastAsia="SimSun" w:cs="Tahoma"/>
+                <w:sz w:val="22"/>
+                <w:szCs w:val="22"/>
+                <w:lang w:bidi="en-US"/>
+              </w:rPr>
+            </w:pPr>
+            <w:r>
+              <w:rPr>
+                <w:rFonts w:hint="default" w:ascii="Tahoma" w:hAnsi="Tahoma" w:eastAsia="SimSun"/>
+                <w:sz w:val="22"/>
+                <w:szCs w:val="22"/>
+              </w:rPr>
+              <w:t>ReactJS</w:t>
+            </w:r>
+          </w:p>
+          <w:p>
+            <w:pPr>
+              <w:widowControl w:val="0"/>
+              <w:numPr>
+                <w:ilvl w:val="0"/>
+                <w:numId w:val="5"/>
+              </w:numPr>
+              <w:suppressAutoHyphens/>
+              <w:outlineLvl w:val="0"/>
+              <w:rPr>
+                <w:rFonts w:ascii="Tahoma" w:hAnsi="Tahoma" w:eastAsia="SimSun" w:cs="Tahoma"/>
+                <w:sz w:val="22"/>
+                <w:szCs w:val="22"/>
+                <w:lang w:bidi="en-US"/>
+              </w:rPr>
+            </w:pPr>
+            <w:r>
+              <w:rPr>
+                <w:rFonts w:hint="default" w:ascii="Tahoma" w:hAnsi="Tahoma" w:eastAsia="SimSun"/>
+                <w:sz w:val="22"/>
+                <w:szCs w:val="22"/>
+              </w:rPr>
+              <w:t>Flutter</w:t>
+            </w:r>
+          </w:p>
+          <w:p>
+            <w:pPr>
+              <w:widowControl w:val="0"/>
+              <w:numPr>
+                <w:ilvl w:val="0"/>
+                <w:numId w:val="5"/>
+              </w:numPr>
+              <w:suppressAutoHyphens/>
+              <w:outlineLvl w:val="0"/>
+              <w:rPr>
+                <w:rFonts w:ascii="Tahoma" w:hAnsi="Tahoma" w:eastAsia="SimSun" w:cs="Tahoma"/>
+                <w:sz w:val="22"/>
+                <w:szCs w:val="22"/>
+                <w:lang w:bidi="en-US"/>
+              </w:rPr>
+            </w:pPr>
+            <w:r>
+              <w:rPr>
+                <w:rFonts w:hint="default" w:ascii="Tahoma" w:hAnsi="Tahoma" w:eastAsia="SimSun"/>
+                <w:sz w:val="22"/>
+                <w:szCs w:val="22"/>
+              </w:rPr>
+              <w:t>Java</w:t>
+            </w:r>
+          </w:p>
+          <w:p>
+            <w:pPr>
+              <w:widowControl w:val="0"/>
+              <w:numPr>
+                <w:ilvl w:val="0"/>
+                <w:numId w:val="5"/>
+              </w:numPr>
+              <w:suppressAutoHyphens/>
+              <w:outlineLvl w:val="0"/>
+              <w:rPr>
+                <w:rFonts w:ascii="Tahoma" w:hAnsi="Tahoma" w:eastAsia="SimSun" w:cs="Tahoma"/>
+                <w:sz w:val="22"/>
+                <w:szCs w:val="22"/>
+                <w:lang w:bidi="en-US"/>
+              </w:rPr>
+            </w:pPr>
+            <w:r>
+              <w:rPr>
+                <w:rFonts w:hint="default" w:ascii="Tahoma" w:hAnsi="Tahoma" w:eastAsia="SimSun"/>
+                <w:sz w:val="22"/>
+                <w:szCs w:val="22"/>
+              </w:rPr>
+              <w:t>and associated design tools.</w:t>
             </w:r>
           </w:p>
         </w:tc>
